--- a/Report/Frontpages.docx
+++ b/Report/Frontpages.docx
@@ -298,8 +298,18 @@
           <w:sz w:val="28"/>
           <w:szCs w:val="28"/>
         </w:rPr>
-        <w:t>Urmi M. Usdad</w:t>
-      </w:r>
+        <w:t xml:space="preserve">Urmi M. </w:t>
+      </w:r>
+      <w:proofErr w:type="spellStart"/>
+      <w:r>
+        <w:rPr>
+          <w:color w:val="800000"/>
+          <w:sz w:val="28"/>
+          <w:szCs w:val="28"/>
+        </w:rPr>
+        <w:t>Usdad</w:t>
+      </w:r>
+      <w:proofErr w:type="spellEnd"/>
     </w:p>
     <w:p>
       <w:pPr>
@@ -420,6 +430,7 @@
         </w:rPr>
         <w:t xml:space="preserve">G. </w:t>
       </w:r>
+      <w:proofErr w:type="spellStart"/>
       <w:r>
         <w:rPr>
           <w:b/>
@@ -428,6 +439,7 @@
         </w:rPr>
         <w:t>Abhani</w:t>
       </w:r>
+      <w:proofErr w:type="spellEnd"/>
       <w:r>
         <w:rPr>
           <w:b/>
@@ -506,8 +518,18 @@
           <w:bCs/>
           <w:color w:val="800000"/>
         </w:rPr>
-        <w:t>Rimpal Domadia</w:t>
-      </w:r>
+        <w:t xml:space="preserve">Rimpal </w:t>
+      </w:r>
+      <w:proofErr w:type="spellStart"/>
+      <w:r>
+        <w:rPr>
+          <w:b/>
+          <w:bCs/>
+          <w:color w:val="800000"/>
+        </w:rPr>
+        <w:t>Domadia</w:t>
+      </w:r>
+      <w:proofErr w:type="spellEnd"/>
     </w:p>
     <w:p>
       <w:pPr>
@@ -1082,6 +1104,7 @@
         </w:rPr>
         <w:t xml:space="preserve"> Urmi M. </w:t>
       </w:r>
+      <w:proofErr w:type="spellStart"/>
       <w:proofErr w:type="gramStart"/>
       <w:r>
         <w:rPr>
@@ -1089,6 +1112,7 @@
         </w:rPr>
         <w:t>Usdad</w:t>
       </w:r>
+      <w:proofErr w:type="spellEnd"/>
       <w:r>
         <w:rPr>
           <w:b/>
@@ -1862,8 +1886,17 @@
           <w:b/>
           <w:bCs/>
         </w:rPr>
-        <w:t xml:space="preserve"> Rimpal Domadia</w:t>
-      </w:r>
+        <w:t xml:space="preserve"> Rimpal </w:t>
+      </w:r>
+      <w:proofErr w:type="spellStart"/>
+      <w:r>
+        <w:rPr>
+          <w:b/>
+          <w:bCs/>
+        </w:rPr>
+        <w:t>Domadia</w:t>
+      </w:r>
+      <w:proofErr w:type="spellEnd"/>
       <w:r>
         <w:t xml:space="preserve">, </w:t>
       </w:r>
@@ -1915,6 +1948,7 @@
         </w:rPr>
         <w:t xml:space="preserve">G. </w:t>
       </w:r>
+      <w:proofErr w:type="spellStart"/>
       <w:r>
         <w:rPr>
           <w:b/>
@@ -1922,6 +1956,7 @@
         </w:rPr>
         <w:t>Abhani</w:t>
       </w:r>
+      <w:proofErr w:type="spellEnd"/>
       <w:r>
         <w:rPr>
           <w:b/>
@@ -2077,8 +2112,18 @@
           <w:b/>
           <w:sz w:val="22"/>
         </w:rPr>
-        <w:t>Urmi M. Usdad</w:t>
-      </w:r>
+        <w:t xml:space="preserve">Urmi M. </w:t>
+      </w:r>
+      <w:proofErr w:type="spellStart"/>
+      <w:r>
+        <w:rPr>
+          <w:rFonts w:ascii="Times New Roman" w:hAnsi="Times New Roman" w:cs="Times New Roman"/>
+          <w:b/>
+          <w:sz w:val="22"/>
+        </w:rPr>
+        <w:t>Usdad</w:t>
+      </w:r>
+      <w:proofErr w:type="spellEnd"/>
     </w:p>
     <w:p>
       <w:pPr>
@@ -2510,14 +2555,14 @@
           <w:bCs/>
           <w:lang w:val="en-IN"/>
         </w:rPr>
-        <w:t>Job Portal System</w:t>
+        <w:t xml:space="preserve">Talent Flex </w:t>
       </w:r>
       <w:r>
         <w:rPr>
           <w:rFonts w:eastAsia="Arial Unicode MS"/>
           <w:lang w:val="en-IN"/>
         </w:rPr>
-        <w:t xml:space="preserve"> is a web-based application developed using </w:t>
+        <w:t xml:space="preserve">is a web-based application developed using </w:t>
       </w:r>
       <w:r>
         <w:rPr>
@@ -2869,6 +2914,7 @@
                 <w:lang w:bidi="gu-IN"/>
               </w:rPr>
             </w:pPr>
+            <w:proofErr w:type="gramStart"/>
             <w:r>
               <w:rPr>
                 <w:color w:val="000000"/>
@@ -2883,7 +2929,16 @@
                 <w:kern w:val="24"/>
                 <w:lang w:bidi="gu-IN"/>
               </w:rPr>
-              <w:t xml:space="preserve"> Project  Profile</w:t>
+              <w:t xml:space="preserve"> Project</w:t>
+            </w:r>
+            <w:proofErr w:type="gramEnd"/>
+            <w:r>
+              <w:rPr>
+                <w:color w:val="000000"/>
+                <w:kern w:val="24"/>
+                <w:lang w:bidi="gu-IN"/>
+              </w:rPr>
+              <w:t xml:space="preserve">  Profile</w:t>
             </w:r>
           </w:p>
         </w:tc>
@@ -2946,6 +3001,7 @@
                 <w:lang w:bidi="gu-IN"/>
               </w:rPr>
             </w:pPr>
+            <w:proofErr w:type="gramStart"/>
             <w:r>
               <w:rPr>
                 <w:color w:val="000000"/>
@@ -2954,6 +3010,7 @@
               </w:rPr>
               <w:t>1.2  Introduction</w:t>
             </w:r>
+            <w:proofErr w:type="gramEnd"/>
           </w:p>
         </w:tc>
         <w:tc>
@@ -3015,6 +3072,7 @@
                 <w:lang w:bidi="gu-IN"/>
               </w:rPr>
             </w:pPr>
+            <w:proofErr w:type="gramStart"/>
             <w:r>
               <w:rPr>
                 <w:color w:val="000000"/>
@@ -3031,6 +3089,7 @@
               </w:rPr>
               <w:t>Scope</w:t>
             </w:r>
+            <w:proofErr w:type="gramEnd"/>
           </w:p>
         </w:tc>
         <w:tc>
@@ -3092,6 +3151,7 @@
                 <w:lang w:bidi="gu-IN"/>
               </w:rPr>
             </w:pPr>
+            <w:proofErr w:type="gramStart"/>
             <w:r>
               <w:rPr>
                 <w:color w:val="000000"/>
@@ -3108,6 +3168,7 @@
               </w:rPr>
               <w:t>.4  Objective</w:t>
             </w:r>
+            <w:proofErr w:type="gramEnd"/>
           </w:p>
         </w:tc>
         <w:tc>
@@ -3430,6 +3491,7 @@
                 <w:lang w:bidi="gu-IN"/>
               </w:rPr>
             </w:pPr>
+            <w:proofErr w:type="gramStart"/>
             <w:r>
               <w:rPr>
                 <w:color w:val="000000"/>
@@ -3438,6 +3500,7 @@
               </w:rPr>
               <w:t>Requirement  Analysis</w:t>
             </w:r>
+            <w:proofErr w:type="gramEnd"/>
           </w:p>
         </w:tc>
         <w:tc>
